--- a/tillsyn/A 31958-2026 tillsynsbegäran.docx
+++ b/tillsyn/A 31958-2026 tillsynsbegäran.docx
@@ -1791,7 +1791,7 @@
     <w:r>
       <w:tab/>
       <w:tab/>
-      <w:t>2026-07-30</w:t>
+      <w:t>2026-07-31</w:t>
       <w:br/>
       <w:br/>
     </w:r>

--- a/tillsyn/A 31958-2026 tillsynsbegäran.docx
+++ b/tillsyn/A 31958-2026 tillsynsbegäran.docx
@@ -1791,7 +1791,7 @@
     <w:r>
       <w:tab/>
       <w:tab/>
-      <w:t>2026-07-31</w:t>
+      <w:t>2026-08-01</w:t>
       <w:br/>
       <w:br/>
     </w:r>

--- a/tillsyn/A 31958-2026 tillsynsbegäran.docx
+++ b/tillsyn/A 31958-2026 tillsynsbegäran.docx
@@ -1791,7 +1791,7 @@
     <w:r>
       <w:tab/>
       <w:tab/>
-      <w:t>2026-08-01</w:t>
+      <w:t>2026-08-02</w:t>
       <w:br/>
       <w:br/>
     </w:r>

--- a/tillsyn/A 31958-2026 tillsynsbegäran.docx
+++ b/tillsyn/A 31958-2026 tillsynsbegäran.docx
@@ -1791,7 +1791,7 @@
     <w:r>
       <w:tab/>
       <w:tab/>
-      <w:t>2026-08-02</w:t>
+      <w:t>2026-08-03</w:t>
       <w:br/>
       <w:br/>
     </w:r>

--- a/tillsyn/A 31958-2026 tillsynsbegäran.docx
+++ b/tillsyn/A 31958-2026 tillsynsbegäran.docx
@@ -65,7 +65,7 @@
     </w:p>
     <w:p>
       <w:r>
-        <w:t>I och inom 25 meter från avverkningsanmälan finns fynd av 25 naturvårdsarter, varav 21 är rödlistade, 3 är fridlysta, 17 är typiska (T) och 3 är signalarter (S): Abrothallus diederichii (VU), fläckporing (VU, T), garnlav (VU, T), gräddporing (VU, T), knärot (VU, T, §8), blanksvart spiklav (NT), dropptaggsvamp (NT, T), dvärgbägarlav (NT, T), kattfotslav (NT, T), labyrintlav (NT), lunglav (NT, T), mörk kolflarnlav (NT), nordlig nållav (NT), rosa skärelav (NT, T), skarp dropptaggsvamp (NT), skrovellav (NT, T), tretåig hackspett (NT, T, §4), varglav (NT, §8), vedflamlav (NT), vedskivlav (NT, T), violettgrå tagellav (NT, T), korallblylav (S, T), norrlandslav (S, T), rostfläck (S, T) och mjölig knopplav (T). Se Figur 1.</w:t>
+        <w:t>I och inom 25 meter från avverkningsanmälan finns fynd av 29 naturvårdsarter, varav 25 är rödlistade, 3 är fridlysta, 18 är typiska (T) och 3 är signalarter (S): Abrothallus diederichii (VU), fläckporing (VU, T), garnlav (VU, T), gräddporing (VU, T), knärot (VU, T, §8), baltiskt skogsfly (NT), blanksvart spiklav (NT), dropptaggsvamp (NT, T), dvärgbägarlav (NT, T), grå blåbärsfältmätare (NT), kattfotslav (NT, T), kolflarnlav (NT, T), labyrintlav (NT), lunglav (NT, T), mörk kolflarnlav (NT), nordlig nållav (NT), rosa skärelav (NT, T), rödfläckigt jordfly (NT), skarp dropptaggsvamp (NT), skrovellav (NT, T), tretåig hackspett (NT, T, §4), varglav (NT, §8), vedflamlav (NT), vedskivlav (NT, T), violettgrå tagellav (NT, T), korallblylav (S, T), norrlandslav (S, T), rostfläck (S, T) och mjölig knopplav (T). Se Figur 1.</w:t>
       </w:r>
     </w:p>
     <w:p>
@@ -267,7 +267,7 @@
     </w:p>
     <w:p>
       <w:r>
-        <w:t>I det avverkningsanmälda området finns 26 fyndplatser för knärot registrerade på Artportalen. Figur 2 visar gränserna för buffertzoner på 50 m, som behöver lämnas kring fyndplatserna för att knärotslokalerna inte ska försvinna vid en avverkning. Av det avverkningsanmälda området överlappar 6.00 ha med buffertzonerna och får av detta skäl inte avverkas.</w:t>
+        <w:t>I det avverkningsanmälda området finns 41 fyndplatser för knärot registrerade på Artportalen. Figur 2 visar gränserna för buffertzoner på 50 m, som behöver lämnas kring fyndplatserna för att knärotslokalerna inte ska försvinna vid en avverkning. Av det avverkningsanmälda området överlappar 7.88 ha med buffertzonerna och får av detta skäl inte avverkas.</w:t>
       </w:r>
     </w:p>
     <w:p>
@@ -323,6 +323,17 @@
         <w:rPr>
           <w:b/>
         </w:rPr>
+        <w:t>Baltiskt skogsfly (NT)</w:t>
+      </w:r>
+      <w:r>
+        <w:t xml:space="preserve"> förekommer i blåbärsgranskogar, särskilt i äldre lavrika barrskogar där den lokalt kan uppträda talrikt. Arten har minskat kraftigt sedan millennieskiftet. Minskningen är störst i den södra halvan av utbredningsområdet men även längre norrut har minskningar kunnat observeras. Det främsta hotet är kalhyggesbruk och det är viktigt att äldre barrskogar med lång kontinuitet bevaras. Vid avverkning är det viktigt att skogspartier sparas och att korridorer bevaras så att arterna kan förflytta sig i det skogslandskap som blir kvar efter en naturanpassad avverkning som tar hänsyn till naturvärdena (SLU Artdatabanken, 2024).</w:t>
+      </w:r>
+    </w:p>
+    <w:p>
+      <w:r>
+        <w:rPr>
+          <w:b/>
+        </w:rPr>
         <w:t>Blanksvart spiklav (NT)</w:t>
       </w:r>
       <w:r>
@@ -374,6 +385,17 @@
         <w:rPr>
           <w:b/>
         </w:rPr>
+        <w:t>Grå blåbärsfältmätare (NT)</w:t>
+      </w:r>
+      <w:r>
+        <w:t xml:space="preserve"> har tidigare ansetts som en mycket vanlig art men har utifrån fältobservationer gått starkt tillbaka och är nu försvunnen från stora delar av södra och mellersta Sverige. Sannolikt minskar arten även i norr. Detta indikerar att arten är starkare knuten till kontinuitetsskog med stort innehåll av blåbär än man tidigare trott och den förefaller vara mycket känslig för kalhyggesbruk. Fjärilens huvudsakliga habitat är luckiga granskogar med ett välutvecklat blåbärskikt på vilket larven lever. Denna livsmiljö är hotad av kalhyggesbruket där blåbärsriset skuggas ut när den uppväxande skogen sluter sig. Minskningstakten för den svenska populationen bedöms vara nära gränsvärdet för Sårbar (VU) (SLU Artdatabanken, 2024).</w:t>
+      </w:r>
+    </w:p>
+    <w:p>
+      <w:r>
+        <w:rPr>
+          <w:b/>
+        </w:rPr>
         <w:t xml:space="preserve">Kattfotslav (NT) </w:t>
       </w:r>
       <w:r>
@@ -403,6 +425,26 @@
         <w:rPr>
           <w:b/>
         </w:rPr>
+        <w:t>Kolflarnlav (NT)</w:t>
+      </w:r>
+      <w:r>
+        <w:t xml:space="preserve"> är brandberoende och växer nästan uteslutande på kolad hård kärnved av tall. Etableringen verkar ske först 100–300 år efter brand och nytt substrat nybildas i mycket begränsad omfattning. Avverkning av tallskog av naturskogskaraktär med spår av återkommande bränder är ett hot och mängden lämplig ved att växa på för arten minskar dels på grund av naturlig nedbrytning men framförallt på grund av att det förstörs i samband med slutavverkningar, gallringar och markberedning. Såväl kolflarnlav som mörk kolflarnlav har glänsande bålfjäll och förekommer främst i tall- och blandbarrskogar av naturskogskaraktär med spår av återkommande bränder. Skogar som dessa hyser höga biologiska värden och bör skyddas. Kolflarnlav är typisk art för </w:t>
+      </w:r>
+      <w:r>
+        <w:rPr>
+          <w:i/>
+        </w:rPr>
+        <w:t>9010 Taiga</w:t>
+      </w:r>
+      <w:r>
+        <w:t xml:space="preserve"> (SLU Artdatabanken, 2024).</w:t>
+      </w:r>
+    </w:p>
+    <w:p>
+      <w:r>
+        <w:rPr>
+          <w:b/>
+        </w:rPr>
         <w:t xml:space="preserve">Labyrintlav (NT) </w:t>
       </w:r>
       <w:r>
@@ -514,6 +556,17 @@
       </w:r>
       <w:r>
         <w:t xml:space="preserve"> (SLU Artdatabanken, 2024; Nitare &amp; Skogsstyrelsen, 2019).</w:t>
+      </w:r>
+    </w:p>
+    <w:p>
+      <w:r>
+        <w:rPr>
+          <w:b/>
+        </w:rPr>
+        <w:t>Rödfläckigt jordfly (NT)</w:t>
+      </w:r>
+      <w:r>
+        <w:t xml:space="preserve"> hör hemma i barrblandskogar, ofta i lite öppnare skogar på sandigare torrare jordar. Den har minskat kraftigt under framförallt 2000-talet. Minskningen är av allt att döma störst i den södra halvan av utbredningsområdet men den har avtagit även längre norrut. Det storskaliga trakthyggesbruket kan sannolikt förklara huvuddelen av artens minskningar. Det främsta hotet är kalhyggesbruk och den ökade fragmenteringen av artens kvarvarande habitat leder till alltmer isolerade förekomster. Det är viktigt att äldre barrskogar med lång kontinuitet bevaras (SLU Artdatabanken, 2026).</w:t>
       </w:r>
     </w:p>
     <w:p>
@@ -809,7 +862,7 @@
     </w:p>
     <w:p>
       <w:r>
-        <w:t>Följande typiska arter har sina livsmiljöer och växtplatser i den avverkningsanmälda skogen: fläckporing (VU, T), garnlav (VU, T), gräddporing (VU, T), knärot (VU, T, §8), dropptaggsvamp (NT, T), dvärgbägarlav (NT, T), kattfotslav (NT, T), lunglav (NT, T), rosa skärelav (NT, T), skrovellav (NT, T), tretåig hackspett (NT, T, §4), vedskivlav (NT, T), violettgrå tagellav (NT, T), korallblylav (S, T), norrlandslav (S, T), rostfläck (S, T) och mjölig knopplav (T).</w:t>
+        <w:t>Följande typiska arter har sina livsmiljöer och växtplatser i den avverkningsanmälda skogen: fläckporing (VU, T), garnlav (VU, T), gräddporing (VU, T), knärot (VU, T, §8), dropptaggsvamp (NT, T), dvärgbägarlav (NT, T), kattfotslav (NT, T), kolflarnlav (NT, T), lunglav (NT, T), rosa skärelav (NT, T), skrovellav (NT, T), tretåig hackspett (NT, T, §4), vedskivlav (NT, T), violettgrå tagellav (NT, T), korallblylav (S, T), norrlandslav (S, T), rostfläck (S, T) och mjölig knopplav (T).</w:t>
       </w:r>
     </w:p>
     <w:p>
@@ -1791,7 +1844,7 @@
     <w:r>
       <w:tab/>
       <w:tab/>
-      <w:t>2026-08-03</w:t>
+      <w:t>2026-08-05</w:t>
       <w:br/>
       <w:br/>
     </w:r>

--- a/tillsyn/A 31958-2026 tillsynsbegäran.docx
+++ b/tillsyn/A 31958-2026 tillsynsbegäran.docx
@@ -1844,7 +1844,7 @@
     <w:r>
       <w:tab/>
       <w:tab/>
-      <w:t>2026-08-05</w:t>
+      <w:t>2026-08-07</w:t>
       <w:br/>
       <w:br/>
     </w:r>

--- a/tillsyn/A 31958-2026 tillsynsbegäran.docx
+++ b/tillsyn/A 31958-2026 tillsynsbegäran.docx
@@ -1844,7 +1844,7 @@
     <w:r>
       <w:tab/>
       <w:tab/>
-      <w:t>2026-08-07</w:t>
+      <w:t>2026-08-08</w:t>
       <w:br/>
       <w:br/>
     </w:r>

--- a/tillsyn/A 31958-2026 tillsynsbegäran.docx
+++ b/tillsyn/A 31958-2026 tillsynsbegäran.docx
@@ -60,12 +60,12 @@
         <w:spacing w:after="240"/>
       </w:pPr>
       <w:r>
-        <w:t>Figur 1. Fyndplatser för naturvårdsarter i och inom 25 meter från avverkningsanmälan. Markörer utan svart kant är placerade på fyndplatsen. Markörer med svart kant är placerade vid sidan av fyndplatsen har ett svart streck som visar fyndplatsens exakta position. Kartans mittpunktskoordinat är N 6854724, E 477154 i SWEREF 99 TM.</w:t>
+        <w:t>Figur 1. Fyndplatser för naturvårdsarter i och inom 25 meter från avverkningsanmälan. Markörer utan svart kant är placerade på fyndplatsen. Markörer med svart kant är placerade vid sidan av fyndplatsen och har ett svart streck som visar fyndplatsens exakta position. Kartans mittpunktskoordinat är N 6854724, E 477154 i SWEREF 99 TM.</w:t>
       </w:r>
     </w:p>
     <w:p>
       <w:r>
-        <w:t>I och inom 25 meter från avverkningsanmälan finns fynd av 25 naturvårdsarter, varav 21 är rödlistade, 3 är fridlysta, 17 är typiska (T) och 3 är signalarter (S): Abrothallus diederichii (VU), fläckporing (VU, T), garnlav (VU, T), gräddporing (VU, T), knärot (VU, T, §8), blanksvart spiklav (NT), dropptaggsvamp (NT, T), dvärgbägarlav (NT, T), kattfotslav (NT, T), labyrintlav (NT), lunglav (NT, T), mörk kolflarnlav (NT), nordlig nållav (NT), rosa skärelav (NT, T), skarp dropptaggsvamp (NT), skrovellav (NT, T), tretåig hackspett (NT, T, §4), varglav (NT, §8), vedflamlav (NT), vedskivlav (NT, T), violettgrå tagellav (NT, T), korallblylav (S, T), norrlandslav (S, T), rostfläck (S, T) och mjölig knopplav (T). Se Figur 1.</w:t>
+        <w:t>I och inom 25 meter från avverkningsanmälan finns fynd av 29 naturvårdsarter, varav 25 är rödlistade, 3 är fridlysta, 18 är typiska (T) och 3 är signalarter (S): Abrothallus diederichii (VU), fläckporing (VU, T), garnlav (VU, T), gräddporing (VU, T), knärot (VU, T, §8), baltiskt skogsfly (NT), blanksvart spiklav (NT), dropptaggsvamp (NT, T), dvärgbägarlav (NT, T), grå blåbärsfältmätare (NT), kattfotslav (NT, T), kolflarnlav (NT, T), labyrintlav (NT), lunglav (NT, T), mörk kolflarnlav (NT), nordlig nållav (NT), rosa skärelav (NT, T), rödfläckigt jordfly (NT), skarp dropptaggsvamp (NT), skrovellav (NT, T), tretåig hackspett (NT, T, §4), varglav (NT, §8), vedflamlav (NT), vedskivlav (NT, T), violettgrå tagellav (NT, T), korallblylav (S, T), norrlandslav (S, T), rostfläck (S, T) och mjölig knopplav (T). Se Figur 1.</w:t>
       </w:r>
     </w:p>
     <w:p>
@@ -267,7 +267,7 @@
     </w:p>
     <w:p>
       <w:r>
-        <w:t>I det avverkningsanmälda området finns 26 fyndplatser för knärot registrerade på Artportalen. Figur 2 visar gränserna för buffertzoner på 50 m, som behöver lämnas kring fyndplatserna för att knärotslokalerna inte ska försvinna vid en avverkning. Av det avverkningsanmälda området överlappar 6.00 ha med buffertzonerna och får av detta skäl inte avverkas.</w:t>
+        <w:t>I det avverkningsanmälda området finns 42 fyndplatser för knärot registrerade på Artportalen. Figur 2 visar gränserna för buffertzoner på 50 m, som behöver lämnas kring fyndplatserna för att knärotslokalerna inte ska försvinna vid en avverkning. Av det avverkningsanmälda området överlappar 7.93 ha med buffertzonerna och får av detta skäl inte avverkas.</w:t>
       </w:r>
     </w:p>
     <w:p>
@@ -323,6 +323,17 @@
         <w:rPr>
           <w:b/>
         </w:rPr>
+        <w:t>Baltiskt skogsfly (NT)</w:t>
+      </w:r>
+      <w:r>
+        <w:t xml:space="preserve"> förekommer i blåbärsgranskogar, särskilt i äldre lavrika barrskogar där den lokalt kan uppträda talrikt. Arten har minskat kraftigt sedan millennieskiftet. Minskningen är störst i den södra halvan av utbredningsområdet men även längre norrut har minskningar kunnat observeras. Det främsta hotet är kalhyggesbruk och det är viktigt att äldre barrskogar med lång kontinuitet bevaras. Vid avverkning är det viktigt att skogspartier sparas och att korridorer bevaras så att arterna kan förflytta sig i det skogslandskap som blir kvar efter en naturanpassad avverkning som tar hänsyn till naturvärdena (SLU Artdatabanken, 2024).</w:t>
+      </w:r>
+    </w:p>
+    <w:p>
+      <w:r>
+        <w:rPr>
+          <w:b/>
+        </w:rPr>
         <w:t>Blanksvart spiklav (NT)</w:t>
       </w:r>
       <w:r>
@@ -374,6 +385,17 @@
         <w:rPr>
           <w:b/>
         </w:rPr>
+        <w:t>Grå blåbärsfältmätare (NT)</w:t>
+      </w:r>
+      <w:r>
+        <w:t xml:space="preserve"> har tidigare ansetts som en mycket vanlig art men har utifrån fältobservationer gått starkt tillbaka och är nu försvunnen från stora delar av södra och mellersta Sverige. Sannolikt minskar arten även i norr. Detta indikerar att arten är starkare knuten till kontinuitetsskog med stort innehåll av blåbär än man tidigare trott och den förefaller vara mycket känslig för kalhyggesbruk. Fjärilens huvudsakliga habitat är luckiga granskogar med ett välutvecklat blåbärskikt på vilket larven lever. Denna livsmiljö är hotad av kalhyggesbruket där blåbärsriset skuggas ut när den uppväxande skogen sluter sig. Minskningstakten för den svenska populationen bedöms vara nära gränsvärdet för Sårbar (VU) (SLU Artdatabanken, 2024).</w:t>
+      </w:r>
+    </w:p>
+    <w:p>
+      <w:r>
+        <w:rPr>
+          <w:b/>
+        </w:rPr>
         <w:t xml:space="preserve">Kattfotslav (NT) </w:t>
       </w:r>
       <w:r>
@@ -403,6 +425,26 @@
         <w:rPr>
           <w:b/>
         </w:rPr>
+        <w:t>Kolflarnlav (NT)</w:t>
+      </w:r>
+      <w:r>
+        <w:t xml:space="preserve"> är brandberoende och växer nästan uteslutande på kolad hård kärnved av tall. Etableringen verkar ske först 100–300 år efter brand och nytt substrat nybildas i mycket begränsad omfattning. Avverkning av tallskog av naturskogskaraktär med spår av återkommande bränder är ett hot och mängden lämplig ved att växa på för arten minskar dels på grund av naturlig nedbrytning men framförallt på grund av att det förstörs i samband med slutavverkningar, gallringar och markberedning. Såväl kolflarnlav som mörk kolflarnlav har glänsande bålfjäll och förekommer främst i tall- och blandbarrskogar av naturskogskaraktär med spår av återkommande bränder. Skogar som dessa hyser höga biologiska värden och bör skyddas. Kolflarnlav är typisk art för </w:t>
+      </w:r>
+      <w:r>
+        <w:rPr>
+          <w:i/>
+        </w:rPr>
+        <w:t>9010 Taiga</w:t>
+      </w:r>
+      <w:r>
+        <w:t xml:space="preserve"> (SLU Artdatabanken, 2024).</w:t>
+      </w:r>
+    </w:p>
+    <w:p>
+      <w:r>
+        <w:rPr>
+          <w:b/>
+        </w:rPr>
         <w:t xml:space="preserve">Labyrintlav (NT) </w:t>
       </w:r>
       <w:r>
@@ -514,6 +556,17 @@
       </w:r>
       <w:r>
         <w:t xml:space="preserve"> (SLU Artdatabanken, 2024; Nitare &amp; Skogsstyrelsen, 2019).</w:t>
+      </w:r>
+    </w:p>
+    <w:p>
+      <w:r>
+        <w:rPr>
+          <w:b/>
+        </w:rPr>
+        <w:t>Rödfläckigt jordfly (NT)</w:t>
+      </w:r>
+      <w:r>
+        <w:t xml:space="preserve"> hör hemma i barrblandskogar, ofta i lite öppnare skogar på sandigare torrare jordar. Den har minskat kraftigt under framförallt 2000-talet. Minskningen är av allt att döma störst i den södra halvan av utbredningsområdet men den har avtagit även längre norrut. Det storskaliga trakthyggesbruket kan sannolikt förklara huvuddelen av artens minskningar. Det främsta hotet är kalhyggesbruk och den ökade fragmenteringen av artens kvarvarande habitat leder till alltmer isolerade förekomster. Det är viktigt att äldre barrskogar med lång kontinuitet bevaras (SLU Artdatabanken, 2026).</w:t>
       </w:r>
     </w:p>
     <w:p>
@@ -809,7 +862,7 @@
     </w:p>
     <w:p>
       <w:r>
-        <w:t>Följande typiska arter har sina livsmiljöer och växtplatser i den avverkningsanmälda skogen: fläckporing (VU, T), garnlav (VU, T), gräddporing (VU, T), knärot (VU, T, §8), dropptaggsvamp (NT, T), dvärgbägarlav (NT, T), kattfotslav (NT, T), lunglav (NT, T), rosa skärelav (NT, T), skrovellav (NT, T), tretåig hackspett (NT, T, §4), vedskivlav (NT, T), violettgrå tagellav (NT, T), korallblylav (S, T), norrlandslav (S, T), rostfläck (S, T) och mjölig knopplav (T).</w:t>
+        <w:t>Följande typiska arter har sina livsmiljöer och växtplatser i den avverkningsanmälda skogen: fläckporing (VU, T), garnlav (VU, T), gräddporing (VU, T), knärot (VU, T, §8), dropptaggsvamp (NT, T), dvärgbägarlav (NT, T), kattfotslav (NT, T), kolflarnlav (NT, T), lunglav (NT, T), rosa skärelav (NT, T), skrovellav (NT, T), tretåig hackspett (NT, T, §4), vedskivlav (NT, T), violettgrå tagellav (NT, T), korallblylav (S, T), norrlandslav (S, T), rostfläck (S, T) och mjölig knopplav (T).</w:t>
       </w:r>
     </w:p>
     <w:p>
@@ -1791,7 +1844,7 @@
     <w:r>
       <w:tab/>
       <w:tab/>
-      <w:t>2026-08-14</w:t>
+      <w:t>2026-08-15</w:t>
       <w:br/>
       <w:br/>
     </w:r>

--- a/tillsyn/A 31958-2026 tillsynsbegäran.docx
+++ b/tillsyn/A 31958-2026 tillsynsbegäran.docx
@@ -1844,7 +1844,7 @@
     <w:r>
       <w:tab/>
       <w:tab/>
-      <w:t>2026-08-15</w:t>
+      <w:t>2026-08-16</w:t>
       <w:br/>
       <w:br/>
     </w:r>

--- a/tillsyn/A 31958-2026 tillsynsbegäran.docx
+++ b/tillsyn/A 31958-2026 tillsynsbegäran.docx
@@ -1844,7 +1844,7 @@
     <w:r>
       <w:tab/>
       <w:tab/>
-      <w:t>2026-08-16</w:t>
+      <w:t>2026-08-17</w:t>
       <w:br/>
       <w:br/>
     </w:r>

--- a/tillsyn/A 31958-2026 tillsynsbegäran.docx
+++ b/tillsyn/A 31958-2026 tillsynsbegäran.docx
@@ -22,7 +22,7 @@
       <w:r>
         <w:drawing>
           <wp:inline xmlns:a="http://schemas.openxmlformats.org/drawingml/2006/main" xmlns:pic="http://schemas.openxmlformats.org/drawingml/2006/picture">
-            <wp:extent cx="5486400" cy="5238000"/>
+            <wp:extent cx="5486400" cy="5353610"/>
             <wp:docPr id="1" name="Picture 1"/>
             <wp:cNvGraphicFramePr>
               <a:graphicFrameLocks noChangeAspect="1"/>
@@ -43,7 +43,7 @@
                   <pic:spPr>
                     <a:xfrm>
                       <a:off x="0" y="0"/>
-                      <a:ext cx="5486400" cy="5238000"/>
+                      <a:ext cx="5486400" cy="5353610"/>
                     </a:xfrm>
                     <a:prstGeom prst="rect"/>
                   </pic:spPr>
@@ -65,7 +65,7 @@
     </w:p>
     <w:p>
       <w:r>
-        <w:t>I och inom 25 meter från avverkningsanmälan finns fynd av 29 naturvårdsarter, varav 25 är rödlistade, 3 är fridlysta, 18 är typiska (T) och 3 är signalarter (S): Abrothallus diederichii (VU), fläckporing (VU, T), garnlav (VU, T), gräddporing (VU, T), knärot (VU, T, §8), baltiskt skogsfly (NT), blanksvart spiklav (NT), dropptaggsvamp (NT, T), dvärgbägarlav (NT, T), grå blåbärsfältmätare (NT), kattfotslav (NT, T), kolflarnlav (NT, T), labyrintlav (NT), lunglav (NT, T), mörk kolflarnlav (NT), nordlig nållav (NT), rosa skärelav (NT, T), rödfläckigt jordfly (NT), skarp dropptaggsvamp (NT), skrovellav (NT, T), tretåig hackspett (NT, T, §4), varglav (NT, §8), vedflamlav (NT), vedskivlav (NT, T), violettgrå tagellav (NT, T), korallblylav (S, T), norrlandslav (S, T), rostfläck (S, T) och mjölig knopplav (T). Se Figur 1.</w:t>
+        <w:t>I och inom 25 meter från avverkningsanmälan finns fynd av 41 naturvårdsarter, varav 33 är rödlistade, 4 är fridlysta, 25 är typiska (T) och 5 är signalarter (S): Abrothallus diederichii (VU), fläckporing (VU, T), garnlav (VU, T), gräddporing (VU, T), gränsticka (VU, T), knärot (VU, T, §8), vedsäckmossa (VU), baltiskt skogsfly (NT), blanksvart spiklav (NT), dropptaggsvamp (NT, T), dvärgbägarlav (NT, T), grå blåbärsfältmätare (NT), kattfotslav (NT, T), kolflarnlav (NT, T), kortskaftad ärgspik (NT), kådvaxskinn (NT), labyrintlav (NT), lunglav (NT, T), mörk kolflarnlav (NT), nordlig nållav (NT), nordtagging (NT), rosa skärelav (NT, T), rödfläckigt jordfly (NT), skarp dropptaggsvamp (NT), skrovellav (NT, T), skuggblåslav (NT, T), tretåig hackspett (NT, T, §4), vaddporing (NT), varglav (NT, §8), vedflamlav (NT), vedskivlav (NT, T), vedtrappmossa (NT, T), violettgrå tagellav (NT, T), korallblylav (S, T), luddlav (S, T), norrlandslav (S, T), rostfläck (S, T), stuplav (S, T), mjölig knopplav (T), spillkråka (T, §4) och sälg (T). Se Figur 1.</w:t>
       </w:r>
     </w:p>
     <w:p>
@@ -223,6 +223,26 @@
         <w:rPr>
           <w:b/>
         </w:rPr>
+        <w:t>Gränsticka (VU)</w:t>
+      </w:r>
+      <w:r>
+        <w:t xml:space="preserve"> är en mycket bra signalart inom hela sitt utbredningsområde. Den är huvudsakligen knuten till restbestånd av barrnaturskog och förekommer med ett tydligt optimum i orörda eller måttligt påverkade gamla granskogar där det föreligger långvarig kontinuitet av grov död ved. Den totala populationen bedöms ha minskat och fortsätter att minska i takt med att grankontinuitetsskogar (äldre tidigare icke kalavverkade skogar) minskar i areal. Minskningstakten överstiger gränsvärdet för sårbar (VU). Lokaler som hyser arten bör undantas från skogsbruk, speciellt i mellersta och södra Sverige. Gränsticka är typisk art för </w:t>
+      </w:r>
+      <w:r>
+        <w:rPr>
+          <w:i/>
+        </w:rPr>
+        <w:t>9010 Taiga</w:t>
+      </w:r>
+      <w:r>
+        <w:t xml:space="preserve"> (SLU Artdatabanken, 2026; Nitare &amp; Skogsstyrelsen, 2019).</w:t>
+      </w:r>
+    </w:p>
+    <w:p>
+      <w:r>
+        <w:rPr>
+          <w:b/>
+        </w:rPr>
         <w:t>Knärot (VU, §8)</w:t>
       </w:r>
       <w:r>
@@ -267,7 +287,7 @@
     </w:p>
     <w:p>
       <w:r>
-        <w:t>I det avverkningsanmälda området finns 42 fyndplatser för knärot registrerade på Artportalen. Figur 2 visar gränserna för buffertzoner på 50 m, som behöver lämnas kring fyndplatserna för att knärotslokalerna inte ska försvinna vid en avverkning. Av det avverkningsanmälda området överlappar 7.93 ha med buffertzonerna och får av detta skäl inte avverkas.</w:t>
+        <w:t>I det avverkningsanmälda området finns 66 fyndplatser för knärot registrerade på Artportalen. Figur 2 visar gränserna för buffertzoner på 50 m, som behöver lämnas kring fyndplatserna för att knärotslokalerna inte ska försvinna vid en avverkning. Av det avverkningsanmälda området överlappar 12.64 ha med buffertzonerna och får av detta skäl inte avverkas.</w:t>
       </w:r>
     </w:p>
     <w:p>
@@ -323,6 +343,17 @@
         <w:rPr>
           <w:b/>
         </w:rPr>
+        <w:t>Vedsäckmossa (VU)</w:t>
+      </w:r>
+      <w:r>
+        <w:t xml:space="preserve"> växer på grova lågor, framför allt i näringsrika, fuktiga och urskogsartade granskogar. Arten är placerad högst upp i Skogsstyrelsens värdepyramid för bedömning av skog med höga naturvärden och signalerar naturskog med höga naturvärden. Den indikerar även skyddsvärda alsumpskogar med riklig och kontinuerlig förekomst av död ved. Kända lokaler bör ges ett ändamålsenligt skydd och undantas från skogsbruk. Lokalerna behöver också vara tillräckligt stora så att god tillgång på lämplig ved tryggas på lång sikt (SLU Artdatabanken, 2024; Nitare &amp; Skogsstyrelsen, 2019).</w:t>
+      </w:r>
+    </w:p>
+    <w:p>
+      <w:r>
+        <w:rPr>
+          <w:b/>
+        </w:rPr>
         <w:t>Baltiskt skogsfly (NT)</w:t>
       </w:r>
       <w:r>
@@ -445,6 +476,28 @@
         <w:rPr>
           <w:b/>
         </w:rPr>
+        <w:t>Kortskaftad ärgspik (NT)</w:t>
+      </w:r>
+      <w:r>
+        <w:t xml:space="preserve"> förekommer i barrträdsdominerade skogar och växer nästan uteslutande på tallved. Den föredrar gamla högstubbar i fuktig och halvöppen miljö, t.ex. i myrkanter, sumpskog och brandpräglad skog. Arten indikerar kontinuerlig tillgång till gamla högstubbar i kombination med hög och jämn luftfuktighet. Skogsbruk på lokaler med kortskaftad ärgspik utgör ett hot. På lång sikt bildas färre lämpliga substrat än vad som försvinner. Avverkning av barrträdsdominerade bestånd av naturskogskaraktär utgör ett långsiktigt hot. Naturskogsartade bestånd med riklig förekomst av gamla och grova tallhögstubbar bör undantas från skogsbruk (SLU Artdatabanken, 2024).</w:t>
+      </w:r>
+    </w:p>
+    <w:p>
+      <w:r>
+        <w:rPr>
+          <w:b/>
+        </w:rPr>
+        <w:t>Kådvaxskinn (NT)</w:t>
+      </w:r>
+      <w:r>
+        <w:t xml:space="preserve"> är en nedbrytare på grova lågor av tall eller gran i det förmultningsstadium då barken fallit av. Arten tillhör den boreala blåbärsbarrskogens vedsvampssamhälle och hittas främst i naturskogsartad eller plockhuggen skog med mycket död ved. Arten hotas av avverkning av äldre barrskog. Den typ av vedkvalité som arten fordrar nyskapas i alltför liten omfattning i produktionsskog (SLU Artdatabanken, 2024).</w:t>
+      </w:r>
+    </w:p>
+    <w:p>
+      <w:r>
+        <w:rPr>
+          <w:b/>
+        </w:rPr>
         <w:t xml:space="preserve">Labyrintlav (NT) </w:t>
       </w:r>
       <w:r>
@@ -534,6 +587,17 @@
         <w:rPr>
           <w:b/>
         </w:rPr>
+        <w:t>Nordtagging (NT)</w:t>
+      </w:r>
+      <w:r>
+        <w:t xml:space="preserve"> växer främst på tallågor av grövre dimensioner och påträffas huvudsakligen i äldre skog som inte kalavverkats. Nordtaggingen missgynnas av att områden med äldre tallskog har minskat starkt. Bekämpning av skogsbränder, samtidigt som skogsbruket omvandlar naturligt glesa tallbestånd till likartade och betydligt tätare bestånd, har missgynnat arten. Bristen på gamla tallågor utgör på sikt ett allvarligt hot och återskapandet av lämpliga biotoper tar mycket lång tid. Områden med olikåldriga bestånd av tall och med stort inslag av äldre träd bör undantas från skoglig produktion (SLU Artdatabanken, 2024).</w:t>
+      </w:r>
+    </w:p>
+    <w:p>
+      <w:r>
+        <w:rPr>
+          <w:b/>
+        </w:rPr>
         <w:t>Rosa skärelav (NT)</w:t>
       </w:r>
       <w:r>
@@ -632,6 +696,26 @@
         <w:rPr>
           <w:b/>
         </w:rPr>
+        <w:t>Skuggblåslav (NT)</w:t>
+      </w:r>
+      <w:r>
+        <w:t xml:space="preserve"> växer på silikatsten eller gamla träd i äldre naturskogar med hög luftfuktighet. Den påverkas negativt av brist på kontinuitetsskog och minskningstakten för arten bedöms vara nära gränsvärdet för sårbar (VU). Skuggblåslav är typisk art för </w:t>
+      </w:r>
+      <w:r>
+        <w:rPr>
+          <w:i/>
+        </w:rPr>
+        <w:t xml:space="preserve">9010 Taiga </w:t>
+      </w:r>
+      <w:r>
+        <w:t>(Nitare &amp; Skogsstyrelsen, 2019; SLU Artdatabanken, 2026).</w:t>
+      </w:r>
+    </w:p>
+    <w:p>
+      <w:r>
+        <w:rPr>
+          <w:b/>
+        </w:rPr>
         <w:t>Tretåig hackspett (NT, §4)</w:t>
       </w:r>
       <w:r>
@@ -661,6 +745,17 @@
         <w:rPr>
           <w:b/>
         </w:rPr>
+        <w:t xml:space="preserve">Vaddporing (NT) </w:t>
+      </w:r>
+      <w:r>
+        <w:t>är en brunrötande vednedbrytare som hittas på undersidan av liggande murken tallved i olika former. Substratet utgörs framför allt av den typ av hård, kådimpregnerad och ofta kolad tallved som skapas i brandpräglad skog. Vedtypen nybildas i mycket liten omfattning och det är sannolikt att arten upplever en utdöendeskuld. För att garantera artens fortlevnad bör man både säkra att artens växtplatser hålls intakta samt att långsiktigt säkerställa att ny ved tillkommer, allra helst i omedelbar anslutning till artens växtplatser. Skoglig gallring och annat uttag av virke innebär ett hot mot arten (SLU Artdatabanken, 2024).</w:t>
+      </w:r>
+    </w:p>
+    <w:p>
+      <w:r>
+        <w:rPr>
+          <w:b/>
+        </w:rPr>
         <w:t>Varglav (NT, §8)</w:t>
       </w:r>
       <w:r>
@@ -712,6 +807,26 @@
         <w:rPr>
           <w:b/>
         </w:rPr>
+        <w:t xml:space="preserve">Vedtrappmossa (NT) </w:t>
+      </w:r>
+      <w:r>
+        <w:t xml:space="preserve">växer på död ved, främst i gammal granskog. Den förekommer knappast alls i fjällnära barrskogar utan finns i skogslandskapet nedom fjällen och framför allt i landets södra delar är den en mycket bra signalart för barrnaturskog med höga naturvärden. Skogsavverkning och brist på grov död ved i skogen är de allvarligaste hoten och den överlever inte kalhyggesbruk. Lokaler med sluten granskog, tillräckligt stora för att säkerställa ett kontinuerligt tillskott på grova lågor, bör undantas från storskaligt skogsbruk. Vedtrappmossa är typisk art för </w:t>
+      </w:r>
+      <w:r>
+        <w:rPr>
+          <w:i/>
+        </w:rPr>
+        <w:t>9010 Taiga</w:t>
+      </w:r>
+      <w:r>
+        <w:t xml:space="preserve"> (SLU Artdatabanken, 2024).</w:t>
+      </w:r>
+    </w:p>
+    <w:p>
+      <w:r>
+        <w:rPr>
+          <w:b/>
+        </w:rPr>
         <w:t>Violettgrå tagellav (NT)</w:t>
       </w:r>
       <w:r>
@@ -761,6 +876,44 @@
         <w:rPr>
           <w:b/>
         </w:rPr>
+        <w:t>Luddlav</w:t>
+      </w:r>
+      <w:r>
+        <w:t xml:space="preserve"> signalerar lång skoglig kontinuitet med ett stabilt lokal- och mikroklimat med hög och jämn fuktighet. Luddlav är typisk art för </w:t>
+      </w:r>
+      <w:r>
+        <w:rPr>
+          <w:i/>
+        </w:rPr>
+        <w:t>9010 Taiga,</w:t>
+      </w:r>
+      <w:r>
+        <w:t xml:space="preserve"> </w:t>
+      </w:r>
+      <w:r>
+        <w:rPr>
+          <w:i/>
+        </w:rPr>
+        <w:t xml:space="preserve">9020 Nordlig ädellövskog, 9070 Trädklädd betesmark, 9110 Näringsfattig bokskog, 9180 Ädellövskog i branter </w:t>
+      </w:r>
+      <w:r>
+        <w:t>och</w:t>
+      </w:r>
+      <w:r>
+        <w:rPr>
+          <w:i/>
+        </w:rPr>
+        <w:t xml:space="preserve"> 9190 Näringsfattig ekskog </w:t>
+      </w:r>
+      <w:r>
+        <w:t>(Nitare &amp; Skogsstyrelsen, 2019; SLU Artdatabanken, 2025).</w:t>
+      </w:r>
+    </w:p>
+    <w:p>
+      <w:r>
+        <w:rPr>
+          <w:b/>
+        </w:rPr>
         <w:t xml:space="preserve">Norrlandslav </w:t>
       </w:r>
       <w:r>
@@ -810,6 +963,62 @@
         <w:rPr>
           <w:b/>
         </w:rPr>
+        <w:t>Stuplav</w:t>
+      </w:r>
+      <w:r>
+        <w:t xml:space="preserve"> är en mycket bra signalart i hela sitt utbredningsområde och förekommer nästan enbart i skogsmiljöer med höga naturvärden. Den indikerar långvarig förekomst av gamla lövträd och miljöer med konstant hög luftfuktighet. I skogar med suboceaniskt klimat finns det en mycket sällsynt parasit, njurlavsknapp </w:t>
+      </w:r>
+      <w:r>
+        <w:rPr>
+          <w:i/>
+        </w:rPr>
+        <w:t>Pletocarpon nephromeum</w:t>
+      </w:r>
+      <w:r>
+        <w:t xml:space="preserve"> (EN), som växer på stuplav. Ytterligare tre sällsynta lavparasiter, </w:t>
+      </w:r>
+      <w:r>
+        <w:rPr>
+          <w:i/>
+        </w:rPr>
+        <w:t>Protounguicularia nephromatis</w:t>
+      </w:r>
+      <w:r>
+        <w:t xml:space="preserve"> (VU), </w:t>
+      </w:r>
+      <w:r>
+        <w:rPr>
+          <w:i/>
+        </w:rPr>
+        <w:t>Refractohilum galligenum</w:t>
+      </w:r>
+      <w:r>
+        <w:t xml:space="preserve"> (NT) och </w:t>
+      </w:r>
+      <w:r>
+        <w:rPr>
+          <w:i/>
+        </w:rPr>
+        <w:t>Roselliniella nephromatis</w:t>
+      </w:r>
+      <w:r>
+        <w:t xml:space="preserve"> (DD), kan också påträffas på stuplav. Stuplav är typisk art för </w:t>
+      </w:r>
+      <w:r>
+        <w:rPr>
+          <w:i/>
+        </w:rPr>
+        <w:t>9010 Taiga</w:t>
+      </w:r>
+      <w:r>
+        <w:t xml:space="preserve"> (SLU Artdatabanken, 2026; Nitare &amp; Skogsstyrelsen, 2019).</w:t>
+      </w:r>
+    </w:p>
+    <w:p>
+      <w:r>
+        <w:rPr>
+          <w:b/>
+        </w:rPr>
         <w:t>Mjölig knopplav</w:t>
       </w:r>
       <w:r>
@@ -820,6 +1029,55 @@
           <w:i/>
         </w:rPr>
         <w:t xml:space="preserve">9190 Näringsfattig ekskog </w:t>
+      </w:r>
+      <w:r>
+        <w:t>(SLU Artdatabanken, 2025).</w:t>
+      </w:r>
+    </w:p>
+    <w:p>
+      <w:r>
+        <w:rPr>
+          <w:b/>
+        </w:rPr>
+        <w:t>Spillkråka (§4)</w:t>
+      </w:r>
+      <w:r>
+        <w:t xml:space="preserve"> omfattas av bilaga 1 i EU:s fågeldirektiv och är typisk art för </w:t>
+      </w:r>
+      <w:r>
+        <w:rPr>
+          <w:i/>
+        </w:rPr>
+        <w:t xml:space="preserve">9010 Taiga </w:t>
+      </w:r>
+      <w:r>
+        <w:t>och</w:t>
+      </w:r>
+      <w:r>
+        <w:rPr>
+          <w:i/>
+        </w:rPr>
+        <w:t xml:space="preserve"> 9740 Skogsbevuxen myr</w:t>
+      </w:r>
+      <w:r>
+        <w:t>. Den behöver grova träd, främst tall, asp och bok som boträd. Skogsbruk med korta omloppstider och täta, homogena ungskogar utgör det största hotet. Spillkråka är en nyckelart i skogliga miljöer vars övergivna bohål utnyttjas av flera andra hålhäckande fågelarter och fladdermöss, däribland pärluggla (EN, §4), knipa (§4), salskrake (§4) och skogsduva (§4). Hökuggla (VU, §4) och slaguggla (§4) häckar ofta i högstubbar som brutits av i höjd med ett gammalt spillkråkebo (SLU Artdatabanken, 2026; Skogsstyrelsen, 2016).</w:t>
+      </w:r>
+    </w:p>
+    <w:p>
+      <w:r>
+        <w:rPr>
+          <w:b/>
+        </w:rPr>
+        <w:t xml:space="preserve">Sälg </w:t>
+      </w:r>
+      <w:r>
+        <w:t xml:space="preserve">är typisk art för </w:t>
+      </w:r>
+      <w:r>
+        <w:rPr>
+          <w:i/>
+        </w:rPr>
+        <w:t xml:space="preserve">9040 Fjällbjörkskog </w:t>
       </w:r>
       <w:r>
         <w:t>(SLU Artdatabanken, 2025).</w:t>
@@ -862,7 +1120,7 @@
     </w:p>
     <w:p>
       <w:r>
-        <w:t>Följande typiska arter har sina livsmiljöer och växtplatser i den avverkningsanmälda skogen: fläckporing (VU, T), garnlav (VU, T), gräddporing (VU, T), knärot (VU, T, §8), dropptaggsvamp (NT, T), dvärgbägarlav (NT, T), kattfotslav (NT, T), kolflarnlav (NT, T), lunglav (NT, T), rosa skärelav (NT, T), skrovellav (NT, T), tretåig hackspett (NT, T, §4), vedskivlav (NT, T), violettgrå tagellav (NT, T), korallblylav (S, T), norrlandslav (S, T), rostfläck (S, T) och mjölig knopplav (T).</w:t>
+        <w:t>Följande typiska arter har sina livsmiljöer och växtplatser i den avverkningsanmälda skogen: fläckporing (VU, T), garnlav (VU, T), gräddporing (VU, T), gränsticka (VU, T), knärot (VU, T, §8), dropptaggsvamp (NT, T), dvärgbägarlav (NT, T), kattfotslav (NT, T), kolflarnlav (NT, T), lunglav (NT, T), rosa skärelav (NT, T), skrovellav (NT, T), skuggblåslav (NT, T), tretåig hackspett (NT, T, §4), vedskivlav (NT, T), vedtrappmossa (NT, T), violettgrå tagellav (NT, T), korallblylav (S, T), luddlav (S, T), norrlandslav (S, T), rostfläck (S, T), stuplav (S, T), mjölig knopplav (T), spillkråka (T, §4) och sälg (T).</w:t>
       </w:r>
     </w:p>
     <w:p>
@@ -1466,6 +1724,78 @@
       </w:r>
       <w:r>
         <w:t>Acta Ornithologica 40(1): 53–60.</w:t>
+      </w:r>
+    </w:p>
+    <w:p>
+      <w:pPr>
+        <w:pStyle w:val="Heading1"/>
+      </w:pPr>
+      <w:r>
+        <w:t>Spillkråka – ekologi samt krav på livsmiljön</w:t>
+      </w:r>
+    </w:p>
+    <w:p>
+      <w:r>
+        <w:t xml:space="preserve">Spillkråka (§4) ingår i bilaga 1 EU:s fågeldirektiv och är typisk art för </w:t>
+      </w:r>
+      <w:r>
+        <w:rPr>
+          <w:i/>
+        </w:rPr>
+        <w:t xml:space="preserve">9010 Taiga </w:t>
+      </w:r>
+      <w:r>
+        <w:t>och</w:t>
+      </w:r>
+      <w:r>
+        <w:rPr>
+          <w:i/>
+        </w:rPr>
+        <w:t xml:space="preserve"> 9740 Skogsbevuxen myr</w:t>
+      </w:r>
+      <w:r>
+        <w:t>. Den lever i både barr- och blandskog liksom i ren lövskog. De tätaste populationerna tenderar att finnas i äldre, variationsrik blandskog med gott om död ved och gamla träd. Varje par utnyttjar 400–1000 hektar skog beroende på skogens kvalitet. Skogsbruk med korta omloppstider och täta, homogena ungskogar utgör det största hotet (SLU Artdatabanken, 2026).</w:t>
+      </w:r>
+    </w:p>
+    <w:p>
+      <w:r>
+        <w:t>Spillkråka är en nyckelart i skogliga miljöer vars övergivna bohål utnyttjas av flera andra hålhäckande fågelarter och fladdermöss, däribland pärluggla (EN, §4), knipa (§4), salskrake (§4) och skogsduva (§4). Hökuggla (VU, §4) och slaguggla (§4) häckar ofta i högstubbar som brutits av i höjd med ett gammalt spillkråkebo (Skogsstyrelsen, 2016).</w:t>
+      </w:r>
+    </w:p>
+    <w:p>
+      <w:pPr>
+        <w:pStyle w:val="Heading2"/>
+      </w:pPr>
+      <w:r>
+        <w:t>Referenser – spillkråka</w:t>
+      </w:r>
+    </w:p>
+    <w:p>
+      <w:r>
+        <w:t xml:space="preserve">Skogsstyrelsen, 2016. </w:t>
+      </w:r>
+      <w:r>
+        <w:rPr>
+          <w:i/>
+        </w:rPr>
+        <w:t xml:space="preserve">Vägledning för hänsyn till spillkråka. </w:t>
+      </w:r>
+      <w:r>
+        <w:t>Vägledningar och kunskapsstöd artskydd – Skogsstyrelsen.</w:t>
+      </w:r>
+    </w:p>
+    <w:p>
+      <w:r>
+        <w:t xml:space="preserve">SLU Artdatabanken, 2026. </w:t>
+      </w:r>
+      <w:r>
+        <w:rPr>
+          <w:i/>
+        </w:rPr>
+        <w:t xml:space="preserve">Artfaktablad. Naturvård – artfakta. </w:t>
+      </w:r>
+      <w:r>
+        <w:t>SLU Artdatabanken, Uppsala.</w:t>
       </w:r>
     </w:p>
     <w:p>
@@ -1844,7 +2174,7 @@
     <w:r>
       <w:tab/>
       <w:tab/>
-      <w:t>2026-08-17</w:t>
+      <w:t>2026-08-18</w:t>
       <w:br/>
       <w:br/>
     </w:r>

--- a/tillsyn/A 31958-2026 tillsynsbegäran.docx
+++ b/tillsyn/A 31958-2026 tillsynsbegäran.docx
@@ -2174,7 +2174,7 @@
     <w:r>
       <w:tab/>
       <w:tab/>
-      <w:t>2026-08-18</w:t>
+      <w:t>2026-08-19</w:t>
       <w:br/>
       <w:br/>
     </w:r>

--- a/tillsyn/A 31958-2026 tillsynsbegäran.docx
+++ b/tillsyn/A 31958-2026 tillsynsbegäran.docx
@@ -2174,7 +2174,7 @@
     <w:r>
       <w:tab/>
       <w:tab/>
-      <w:t>2026-08-19</w:t>
+      <w:t>2026-08-20</w:t>
       <w:br/>
       <w:br/>
     </w:r>

--- a/tillsyn/A 31958-2026 tillsynsbegäran.docx
+++ b/tillsyn/A 31958-2026 tillsynsbegäran.docx
@@ -2174,7 +2174,7 @@
     <w:r>
       <w:tab/>
       <w:tab/>
-      <w:t>2026-08-20</w:t>
+      <w:t>2026-08-21</w:t>
       <w:br/>
       <w:br/>
     </w:r>

--- a/tillsyn/A 31958-2026 tillsynsbegäran.docx
+++ b/tillsyn/A 31958-2026 tillsynsbegäran.docx
@@ -2174,7 +2174,7 @@
     <w:r>
       <w:tab/>
       <w:tab/>
-      <w:t>2026-08-21</w:t>
+      <w:t>2026-08-22</w:t>
       <w:br/>
       <w:br/>
     </w:r>

--- a/tillsyn/A 31958-2026 tillsynsbegäran.docx
+++ b/tillsyn/A 31958-2026 tillsynsbegäran.docx
@@ -2174,7 +2174,7 @@
     <w:r>
       <w:tab/>
       <w:tab/>
-      <w:t>2026-08-22</w:t>
+      <w:t>2026-08-23</w:t>
       <w:br/>
       <w:br/>
     </w:r>

--- a/tillsyn/A 31958-2026 tillsynsbegäran.docx
+++ b/tillsyn/A 31958-2026 tillsynsbegäran.docx
@@ -2174,7 +2174,7 @@
     <w:r>
       <w:tab/>
       <w:tab/>
-      <w:t>2026-08-23</w:t>
+      <w:t>2026-08-24</w:t>
       <w:br/>
       <w:br/>
     </w:r>

--- a/tillsyn/A 31958-2026 tillsynsbegäran.docx
+++ b/tillsyn/A 31958-2026 tillsynsbegäran.docx
@@ -22,7 +22,7 @@
       <w:r>
         <w:drawing>
           <wp:inline xmlns:a="http://schemas.openxmlformats.org/drawingml/2006/main" xmlns:pic="http://schemas.openxmlformats.org/drawingml/2006/picture">
-            <wp:extent cx="5486400" cy="5353610"/>
+            <wp:extent cx="5486400" cy="5418687"/>
             <wp:docPr id="1" name="Picture 1"/>
             <wp:cNvGraphicFramePr>
               <a:graphicFrameLocks noChangeAspect="1"/>
@@ -43,7 +43,7 @@
                   <pic:spPr>
                     <a:xfrm>
                       <a:off x="0" y="0"/>
-                      <a:ext cx="5486400" cy="5353610"/>
+                      <a:ext cx="5486400" cy="5418687"/>
                     </a:xfrm>
                     <a:prstGeom prst="rect"/>
                   </pic:spPr>
@@ -65,7 +65,7 @@
     </w:p>
     <w:p>
       <w:r>
-        <w:t>I och inom 25 meter från avverkningsanmälan finns fynd av 41 naturvårdsarter, varav 33 är rödlistade, 4 är fridlysta, 25 är typiska (T) och 5 är signalarter (S): Abrothallus diederichii (VU), fläckporing (VU, T), garnlav (VU, T), gräddporing (VU, T), gränsticka (VU, T), knärot (VU, T, §8), vedsäckmossa (VU), baltiskt skogsfly (NT), blanksvart spiklav (NT), dropptaggsvamp (NT, T), dvärgbägarlav (NT, T), grå blåbärsfältmätare (NT), kattfotslav (NT, T), kolflarnlav (NT, T), kortskaftad ärgspik (NT), kådvaxskinn (NT), labyrintlav (NT), lunglav (NT, T), mörk kolflarnlav (NT), nordlig nållav (NT), nordtagging (NT), rosa skärelav (NT, T), rödfläckigt jordfly (NT), skarp dropptaggsvamp (NT), skrovellav (NT, T), skuggblåslav (NT, T), tretåig hackspett (NT, T, §4), vaddporing (NT), varglav (NT, §8), vedflamlav (NT), vedskivlav (NT, T), vedtrappmossa (NT, T), violettgrå tagellav (NT, T), korallblylav (S, T), luddlav (S, T), norrlandslav (S, T), rostfläck (S, T), stuplav (S, T), mjölig knopplav (T), spillkråka (T, §4) och sälg (T). Se Figur 1.</w:t>
+        <w:t>I och inom 25 meter från avverkningsanmälan finns fynd av 44 naturvårdsarter, varav 35 är rödlistade, 5 är fridlysta, 27 är typiska (T) och 5 är signalarter (S): Abrothallus diederichii (VU), fläckporing (VU, T), garnlav (VU, T), gräddporing (VU, T), gräddticka (VU), gränsticka (VU, T), knärot (VU, T, §8), vedsäckmossa (VU), baltiskt skogsfly (NT), blanksvart spiklav (NT), dropptaggsvamp (NT, T), dvärgbägarlav (NT, T), grå blåbärsfältmätare (NT), kattfotslav (NT, T), kolflarnlav (NT, T), kortskaftad ärgspik (NT), kådvaxskinn (NT), labyrintlav (NT), lunglav (NT, T), mörk kolflarnlav (NT), nordlig nållav (NT), nordtagging (NT), orange taggsvamp (NT, T), rosa skärelav (NT, T), rödfläckigt jordfly (NT), skarp dropptaggsvamp (NT), skrovellav (NT, T), skuggblåslav (NT, T), tretåig hackspett (NT, T, §4), vaddporing (NT), varglav (NT, §8), vedflamlav (NT), vedskivlav (NT, T), vedtrappmossa (NT, T), violettgrå tagellav (NT, T), korallblylav (S, T), luddlav (S, T), norrlandslav (S, T), rostfläck (S, T), stuplav (S, T), mjölig knopplav (T), spillkråka (T, §4), sälg (T) och tjäder (T, §4). Se Figur 1.</w:t>
       </w:r>
     </w:p>
     <w:p>
@@ -223,6 +223,17 @@
         <w:rPr>
           <w:b/>
         </w:rPr>
+        <w:t>Gräddticka (VU)</w:t>
+      </w:r>
+      <w:r>
+        <w:t xml:space="preserve"> har klassificerats som en ”gammelskogsindikator” och signalerar granskogar med höga naturvärden. Den kräver miljöer med hög och jämn fuktighet och växtplatserna ligger oftast på näringsrik, fuktig eller blöt mark där lågan och den murkna veden hålls konstant fuktig. Slutavverkning av gammelgranskog är ett direkt hot mot artens existens i landet och artens växtplatser måste undantas från skogsbruk (SLU Artdatabanken, 2024; Nitare &amp; Skogsstyrelsen, 2019).</w:t>
+      </w:r>
+    </w:p>
+    <w:p>
+      <w:r>
+        <w:rPr>
+          <w:b/>
+        </w:rPr>
         <w:t>Gränsticka (VU)</w:t>
       </w:r>
       <w:r>
@@ -287,7 +298,7 @@
     </w:p>
     <w:p>
       <w:r>
-        <w:t>I det avverkningsanmälda området finns 66 fyndplatser för knärot registrerade på Artportalen. Figur 2 visar gränserna för buffertzoner på 50 m, som behöver lämnas kring fyndplatserna för att knärotslokalerna inte ska försvinna vid en avverkning. Av det avverkningsanmälda området överlappar 12.64 ha med buffertzonerna och får av detta skäl inte avverkas.</w:t>
+        <w:t>I det avverkningsanmälda området finns 71 fyndplatser för knärot registrerade på Artportalen. Figur 2 visar gränserna för buffertzoner på 50 m, som behöver lämnas kring fyndplatserna för att knärotslokalerna inte ska försvinna vid en avverkning. Av det avverkningsanmälda området överlappar 13.27 ha med buffertzonerna och får av detta skäl inte avverkas.</w:t>
       </w:r>
     </w:p>
     <w:p>
@@ -598,6 +609,26 @@
         <w:rPr>
           <w:b/>
         </w:rPr>
+        <w:t xml:space="preserve">Orange taggsvamp (NT) </w:t>
+      </w:r>
+      <w:r>
+        <w:t xml:space="preserve">bildar mykorrhiza med både gran och tall och den förekommer främst i äldre barrskogar med kontinuitetsskogskaraktär. Mest frekvent är den i äldre mossrik granskog, men då bara i skogar inom granens naturliga utbredningsområde och i bestånd med långvarig grankontinuitet. Den totala populationen i landet bedöms ha minskat kraftigt och fortsatt kommer att minska då arten är knuten till en produktiv skogsmiljö som successivt avverkas. Arten hotas främst av skogsavverkning och tycks försvinna efter slutavverkning, markberedning och plantering och det är inte känt att arten har återkommit i anlagd skog på tidigare kalmark. Orange taggsvamp är typisk art för </w:t>
+      </w:r>
+      <w:r>
+        <w:rPr>
+          <w:i/>
+        </w:rPr>
+        <w:t>9010 Taiga</w:t>
+      </w:r>
+      <w:r>
+        <w:t xml:space="preserve"> (SLU Artdatabanken, 2024).</w:t>
+      </w:r>
+    </w:p>
+    <w:p>
+      <w:r>
+        <w:rPr>
+          <w:b/>
+        </w:rPr>
         <w:t>Rosa skärelav (NT)</w:t>
       </w:r>
       <w:r>
@@ -1081,6 +1112,35 @@
       </w:r>
       <w:r>
         <w:t>(SLU Artdatabanken, 2025).</w:t>
+      </w:r>
+    </w:p>
+    <w:p>
+      <w:r>
+        <w:rPr>
+          <w:b/>
+        </w:rPr>
+        <w:t>Tjäder (§4)</w:t>
+      </w:r>
+      <w:r>
+        <w:t xml:space="preserve"> omfattas av bilaga 1 och 2 EU:s fågeldirektiv och är typisk art för </w:t>
+      </w:r>
+      <w:r>
+        <w:rPr>
+          <w:i/>
+        </w:rPr>
+        <w:t xml:space="preserve">9010 Taiga </w:t>
+      </w:r>
+      <w:r>
+        <w:t xml:space="preserve">och </w:t>
+      </w:r>
+      <w:r>
+        <w:rPr>
+          <w:i/>
+        </w:rPr>
+        <w:t>9740 Skogsbevuxen myr</w:t>
+      </w:r>
+      <w:r>
+        <w:t>. Tjädern är en utpräglad skogsfågel knuten till större sammanhängande barrskogsområden. Tupparna och hönorna utnyttjar till viss del olika miljöer, och habitatvalet varierar dessutom mellan olika delar av året. För att det ska finnas livskraftiga tjäderbestånd krävs funktionella skogslandskap med en blandning av uppvuxen, gles och luckig skog, täta sumpskogar, myrar och andra små våtmarker. Arten försvinner när skogen fragmenteras och den sammanlagda arealen hyggen och andra öppna områden blir för stor. Ett småskaligt och försiktigt virkesuttag genom hyggesfria metoder kan i vissa fall vara möjligt i området inom 200 m från lekcentrum. Längre ut från lekcentrum, inom 200–500 m bör den avverkade ytan inte överskrida 1 hektar för att undvika alltför stora och snabba förändringar (Skogsstyrelsen, 2019; SLU Artdatabanken, 2024).</w:t>
       </w:r>
     </w:p>
     <w:p>
@@ -1120,7 +1180,7 @@
     </w:p>
     <w:p>
       <w:r>
-        <w:t>Följande typiska arter har sina livsmiljöer och växtplatser i den avverkningsanmälda skogen: fläckporing (VU, T), garnlav (VU, T), gräddporing (VU, T), gränsticka (VU, T), knärot (VU, T, §8), dropptaggsvamp (NT, T), dvärgbägarlav (NT, T), kattfotslav (NT, T), kolflarnlav (NT, T), lunglav (NT, T), rosa skärelav (NT, T), skrovellav (NT, T), skuggblåslav (NT, T), tretåig hackspett (NT, T, §4), vedskivlav (NT, T), vedtrappmossa (NT, T), violettgrå tagellav (NT, T), korallblylav (S, T), luddlav (S, T), norrlandslav (S, T), rostfläck (S, T), stuplav (S, T), mjölig knopplav (T), spillkråka (T, §4) och sälg (T).</w:t>
+        <w:t>Följande typiska arter har sina livsmiljöer och växtplatser i den avverkningsanmälda skogen: fläckporing (VU, T), garnlav (VU, T), gräddporing (VU, T), gränsticka (VU, T), knärot (VU, T, §8), dropptaggsvamp (NT, T), dvärgbägarlav (NT, T), kattfotslav (NT, T), kolflarnlav (NT, T), lunglav (NT, T), orange taggsvamp (NT, T), rosa skärelav (NT, T), skrovellav (NT, T), skuggblåslav (NT, T), tretåig hackspett (NT, T, §4), vedskivlav (NT, T), vedtrappmossa (NT, T), violettgrå tagellav (NT, T), korallblylav (S, T), luddlav (S, T), norrlandslav (S, T), rostfläck (S, T), stuplav (S, T), mjölig knopplav (T), spillkråka (T, §4), sälg (T) och tjäder (T, §4).</w:t>
       </w:r>
     </w:p>
     <w:p>
@@ -1796,6 +1856,75 @@
       </w:r>
       <w:r>
         <w:t>SLU Artdatabanken, Uppsala.</w:t>
+      </w:r>
+    </w:p>
+    <w:p>
+      <w:pPr>
+        <w:pStyle w:val="Heading1"/>
+      </w:pPr>
+      <w:r>
+        <w:t>Tjäder – ekologi samt krav på livsmiljön</w:t>
+      </w:r>
+    </w:p>
+    <w:p>
+      <w:r>
+        <w:t xml:space="preserve">Tjäder (§4) omfattas av bilaga 1 och 2 EU:s fågeldirektiv och är typisk art för </w:t>
+      </w:r>
+      <w:r>
+        <w:rPr>
+          <w:i/>
+        </w:rPr>
+        <w:t xml:space="preserve">9010 Taiga </w:t>
+      </w:r>
+      <w:r>
+        <w:t xml:space="preserve">och </w:t>
+      </w:r>
+      <w:r>
+        <w:rPr>
+          <w:i/>
+        </w:rPr>
+        <w:t>9740 Skogsbevuxen myr</w:t>
+      </w:r>
+      <w:r>
+        <w:t>. Tjädern är en utpräglad skogsfågel knuten till större sammanhängande barrskogsområden. Tupparna och hönorna utnyttjar till viss del olika miljöer, och habitatvalet varierar dessutom mellan olika delar av året. För att det ska finnas livskraftiga tjäderbestånd krävs funktionella skogslandskap med en blandning av uppvuxen, gles och luckig skog, täta sumpskogar, myrar och andra små våtmarker (Skogsstyrelsen, 2019; SLU Artdatabanken 2024).</w:t>
+      </w:r>
+    </w:p>
+    <w:p>
+      <w:r>
+        <w:t>Arten försvinner när skogen fragmenteras och den sammanlagda arealen hyggen och andra öppna områden blir för stor. Ett småskaligt och försiktigt virkesuttag genom hyggesfria metoder kan i vissa fall vara möjligt i området inom 200 m från lekcentrum. Längre ut från lekcentrum, inom 200–500 m bör den avverkade ytan inte överskrida 1 hektar för att undvika alltför stora och snabba förändringar (Skogsstyrelsen, 2019).</w:t>
+      </w:r>
+    </w:p>
+    <w:p>
+      <w:pPr>
+        <w:pStyle w:val="Heading2"/>
+      </w:pPr>
+      <w:r>
+        <w:t>Referenser – tjäder</w:t>
+      </w:r>
+    </w:p>
+    <w:p>
+      <w:r>
+        <w:t xml:space="preserve">Skogsstyrelsen, 2019. </w:t>
+      </w:r>
+      <w:r>
+        <w:rPr>
+          <w:i/>
+        </w:rPr>
+        <w:t>Vägledning för hänsyn till fåglar – tjäder.</w:t>
+      </w:r>
+    </w:p>
+    <w:p>
+      <w:r>
+        <w:t xml:space="preserve">SLU Artdatabanken, 2024. </w:t>
+      </w:r>
+      <w:r>
+        <w:rPr>
+          <w:i/>
+        </w:rPr>
+        <w:t xml:space="preserve">Artfaktablad. Naturvård – artfakta. </w:t>
+      </w:r>
+      <w:r>
+        <w:t>SLU Artdatabanken, Uppsala</w:t>
       </w:r>
     </w:p>
     <w:p>
@@ -2174,7 +2303,7 @@
     <w:r>
       <w:tab/>
       <w:tab/>
-      <w:t>2026-08-24</w:t>
+      <w:t>2026-08-25</w:t>
       <w:br/>
       <w:br/>
     </w:r>

--- a/tillsyn/A 31958-2026 tillsynsbegäran.docx
+++ b/tillsyn/A 31958-2026 tillsynsbegäran.docx
@@ -2303,7 +2303,7 @@
     <w:r>
       <w:tab/>
       <w:tab/>
-      <w:t>2026-08-25</w:t>
+      <w:t>2026-08-26</w:t>
       <w:br/>
       <w:br/>
     </w:r>

--- a/tillsyn/A 31958-2026 tillsynsbegäran.docx
+++ b/tillsyn/A 31958-2026 tillsynsbegäran.docx
@@ -2303,7 +2303,7 @@
     <w:r>
       <w:tab/>
       <w:tab/>
-      <w:t>2026-08-26</w:t>
+      <w:t>2026-08-27</w:t>
       <w:br/>
       <w:br/>
     </w:r>

--- a/tillsyn/A 31958-2026 tillsynsbegäran.docx
+++ b/tillsyn/A 31958-2026 tillsynsbegäran.docx
@@ -2303,7 +2303,7 @@
     <w:r>
       <w:tab/>
       <w:tab/>
-      <w:t>2026-08-27</w:t>
+      <w:t>2026-08-28</w:t>
       <w:br/>
       <w:br/>
     </w:r>

--- a/tillsyn/A 31958-2026 tillsynsbegäran.docx
+++ b/tillsyn/A 31958-2026 tillsynsbegäran.docx
@@ -2303,7 +2303,7 @@
     <w:r>
       <w:tab/>
       <w:tab/>
-      <w:t>2026-08-28</w:t>
+      <w:t>2026-08-29</w:t>
       <w:br/>
       <w:br/>
     </w:r>

--- a/tillsyn/A 31958-2026 tillsynsbegäran.docx
+++ b/tillsyn/A 31958-2026 tillsynsbegäran.docx
@@ -2303,7 +2303,7 @@
     <w:r>
       <w:tab/>
       <w:tab/>
-      <w:t>2026-08-29</w:t>
+      <w:t>2026-08-31</w:t>
       <w:br/>
       <w:br/>
     </w:r>

--- a/tillsyn/A 31958-2026 tillsynsbegäran.docx
+++ b/tillsyn/A 31958-2026 tillsynsbegäran.docx
@@ -2303,7 +2303,7 @@
     <w:r>
       <w:tab/>
       <w:tab/>
-      <w:t>2026-08-31</w:t>
+      <w:t>2026-09-01</w:t>
       <w:br/>
       <w:br/>
     </w:r>

--- a/tillsyn/A 31958-2026 tillsynsbegäran.docx
+++ b/tillsyn/A 31958-2026 tillsynsbegäran.docx
@@ -2303,7 +2303,7 @@
     <w:r>
       <w:tab/>
       <w:tab/>
-      <w:t>2026-09-01</w:t>
+      <w:t>2026-09-02</w:t>
       <w:br/>
       <w:br/>
     </w:r>

--- a/tillsyn/A 31958-2026 tillsynsbegäran.docx
+++ b/tillsyn/A 31958-2026 tillsynsbegäran.docx
@@ -2303,7 +2303,7 @@
     <w:r>
       <w:tab/>
       <w:tab/>
-      <w:t>2026-09-02</w:t>
+      <w:t>2026-09-03</w:t>
       <w:br/>
       <w:br/>
     </w:r>

--- a/tillsyn/A 31958-2026 tillsynsbegäran.docx
+++ b/tillsyn/A 31958-2026 tillsynsbegäran.docx
@@ -2303,7 +2303,7 @@
     <w:r>
       <w:tab/>
       <w:tab/>
-      <w:t>2026-09-03</w:t>
+      <w:t>2026-09-04</w:t>
       <w:br/>
       <w:br/>
     </w:r>

--- a/tillsyn/A 31958-2026 tillsynsbegäran.docx
+++ b/tillsyn/A 31958-2026 tillsynsbegäran.docx
@@ -2303,7 +2303,7 @@
     <w:r>
       <w:tab/>
       <w:tab/>
-      <w:t>2026-09-04</w:t>
+      <w:t>2026-09-05</w:t>
       <w:br/>
       <w:br/>
     </w:r>

--- a/tillsyn/A 31958-2026 tillsynsbegäran.docx
+++ b/tillsyn/A 31958-2026 tillsynsbegäran.docx
@@ -2303,7 +2303,7 @@
     <w:r>
       <w:tab/>
       <w:tab/>
-      <w:t>2026-09-05</w:t>
+      <w:t>2026-09-06</w:t>
       <w:br/>
       <w:br/>
     </w:r>

--- a/tillsyn/A 31958-2026 tillsynsbegäran.docx
+++ b/tillsyn/A 31958-2026 tillsynsbegäran.docx
@@ -2303,7 +2303,7 @@
     <w:r>
       <w:tab/>
       <w:tab/>
-      <w:t>2026-09-06</w:t>
+      <w:t>2026-09-07</w:t>
       <w:br/>
       <w:br/>
     </w:r>

--- a/tillsyn/A 31958-2026 tillsynsbegäran.docx
+++ b/tillsyn/A 31958-2026 tillsynsbegäran.docx
@@ -2303,7 +2303,7 @@
     <w:r>
       <w:tab/>
       <w:tab/>
-      <w:t>2026-09-07</w:t>
+      <w:t>2026-09-08</w:t>
       <w:br/>
       <w:br/>
     </w:r>

--- a/tillsyn/A 31958-2026 tillsynsbegäran.docx
+++ b/tillsyn/A 31958-2026 tillsynsbegäran.docx
@@ -2303,7 +2303,7 @@
     <w:r>
       <w:tab/>
       <w:tab/>
-      <w:t>2026-09-08</w:t>
+      <w:t>2026-09-09</w:t>
       <w:br/>
       <w:br/>
     </w:r>

--- a/tillsyn/A 31958-2026 tillsynsbegäran.docx
+++ b/tillsyn/A 31958-2026 tillsynsbegäran.docx
@@ -2303,7 +2303,7 @@
     <w:r>
       <w:tab/>
       <w:tab/>
-      <w:t>2026-09-09</w:t>
+      <w:t>2026-09-10</w:t>
       <w:br/>
       <w:br/>
     </w:r>

--- a/tillsyn/A 31958-2026 tillsynsbegäran.docx
+++ b/tillsyn/A 31958-2026 tillsynsbegäran.docx
@@ -2303,7 +2303,7 @@
     <w:r>
       <w:tab/>
       <w:tab/>
-      <w:t>2026-09-10</w:t>
+      <w:t>2026-09-11</w:t>
       <w:br/>
       <w:br/>
     </w:r>

--- a/tillsyn/A 31958-2026 tillsynsbegäran.docx
+++ b/tillsyn/A 31958-2026 tillsynsbegäran.docx
@@ -2303,7 +2303,7 @@
     <w:r>
       <w:tab/>
       <w:tab/>
-      <w:t>2026-09-11</w:t>
+      <w:t>2026-09-12</w:t>
       <w:br/>
       <w:br/>
     </w:r>

--- a/tillsyn/A 31958-2026 tillsynsbegäran.docx
+++ b/tillsyn/A 31958-2026 tillsynsbegäran.docx
@@ -22,7 +22,7 @@
       <w:r>
         <w:drawing>
           <wp:inline xmlns:a="http://schemas.openxmlformats.org/drawingml/2006/main" xmlns:pic="http://schemas.openxmlformats.org/drawingml/2006/picture">
-            <wp:extent cx="5486400" cy="5418687"/>
+            <wp:extent cx="5486400" cy="5498640"/>
             <wp:docPr id="1" name="Picture 1"/>
             <wp:cNvGraphicFramePr>
               <a:graphicFrameLocks noChangeAspect="1"/>
@@ -43,7 +43,7 @@
                   <pic:spPr>
                     <a:xfrm>
                       <a:off x="0" y="0"/>
-                      <a:ext cx="5486400" cy="5418687"/>
+                      <a:ext cx="5486400" cy="5498640"/>
                     </a:xfrm>
                     <a:prstGeom prst="rect"/>
                   </pic:spPr>
@@ -298,7 +298,7 @@
     </w:p>
     <w:p>
       <w:r>
-        <w:t>I det avverkningsanmälda området finns 71 fyndplatser för knärot registrerade på Artportalen. Figur 2 visar gränserna för buffertzoner på 50 m, som behöver lämnas kring fyndplatserna för att knärotslokalerna inte ska försvinna vid en avverkning. Av det avverkningsanmälda området överlappar 13.27 ha med buffertzonerna och får av detta skäl inte avverkas.</w:t>
+        <w:t>I det avverkningsanmälda området finns 80 fyndplatser för knärot registrerade på Artportalen. Figur 2 visar gränserna för buffertzoner på 50 m, som behöver lämnas kring fyndplatserna för att knärotslokalerna inte ska försvinna vid en avverkning. Av det avverkningsanmälda området överlappar 14.60 ha med buffertzonerna och får av detta skäl inte avverkas.</w:t>
       </w:r>
     </w:p>
     <w:p>
@@ -2303,7 +2303,7 @@
     <w:r>
       <w:tab/>
       <w:tab/>
-      <w:t>2026-09-12</w:t>
+      <w:t>2026-09-13</w:t>
       <w:br/>
       <w:br/>
     </w:r>
